--- a/论文与演讲稿/机场的出租车问题/机场的出租车问题论文.docx
+++ b/论文与演讲稿/机场的出租车问题/机场的出租车问题论文.docx
@@ -2,6 +2,588 @@
 <file path=word/document.xml><?xml version="1.0" encoding="utf-8"?>
 <w:document xmlns:wpc="http://schemas.microsoft.com/office/word/2010/wordprocessingCanvas" xmlns:mc="http://schemas.openxmlformats.org/markup-compatibility/2006" xmlns:o="urn:schemas-microsoft-com:office:office" xmlns:r="http://schemas.openxmlformats.org/officeDocument/2006/relationships" xmlns:m="http://schemas.openxmlformats.org/officeDocument/2006/math" xmlns:v="urn:schemas-microsoft-com:vml" xmlns:wp14="http://schemas.microsoft.com/office/word/2010/wordprocessingDrawing" xmlns:wp="http://schemas.openxmlformats.org/drawingml/2006/wordprocessingDrawing" xmlns:w10="urn:schemas-microsoft-com:office:word" xmlns:w="http://schemas.openxmlformats.org/wordprocessingml/2006/main" xmlns:w14="http://schemas.microsoft.com/office/word/2010/wordml" xmlns:w15="http://schemas.microsoft.com/office/word/2012/wordml" xmlns:wpg="http://schemas.microsoft.com/office/word/2010/wordprocessingGroup" xmlns:wpi="http://schemas.microsoft.com/office/word/2010/wordprocessingInk" xmlns:wne="http://schemas.microsoft.com/office/word/2006/wordml" xmlns:wps="http://schemas.microsoft.com/office/word/2010/wordprocessingShape" xmlns:cx="http://schemas.microsoft.com/office/drawing/2014/chartex" xmlns:cx1="http://schemas.microsoft.com/office/drawing/2015/9/8/chartex" xmlns:cx2="http://schemas.microsoft.com/office/drawing/2015/10/21/chartex" xmlns:cx3="http://schemas.microsoft.com/office/drawing/2016/5/9/chartex" xmlns:cx4="http://schemas.microsoft.com/office/drawing/2016/5/10/chartex" xmlns:cx5="http://schemas.microsoft.com/office/drawing/2016/5/11/chartex" xmlns:cx6="http://schemas.microsoft.com/office/drawing/2016/5/12/chartex" xmlns:cx7="http://schemas.microsoft.com/office/drawing/2016/5/13/chartex" xmlns:cx8="http://schemas.microsoft.com/office/drawing/2016/5/14/chartex" xmlns:aink="http://schemas.microsoft.com/office/drawing/2016/ink" xmlns:am3d="http://schemas.microsoft.com/office/drawing/2017/model3d" xmlns:w16cex="http://schemas.microsoft.com/office/word/2018/wordml/cex" xmlns:w16cid="http://schemas.microsoft.com/office/word/2016/wordml/cid" xmlns:w16="http://schemas.microsoft.com/office/word/2018/wordml" xmlns:w16sdtdh="http://schemas.microsoft.com/office/word/2020/wordml/sdtdatahash" xmlns:w16se="http://schemas.microsoft.com/office/word/2015/wordml/symex" mc:Ignorable="w14 w15 wp14">
   <w:body>
+    <w:p>
+      <w:pPr>
+        <w:ind w:firstLine="1200" w:firstLineChars="375"/>
+        <w:rPr>
+          <w:rFonts w:hint="eastAsia"/>
+          <w:sz w:val="32"/>
+          <w:u w:val="single"/>
+        </w:rPr>
+      </w:pPr>
+    </w:p>
+    <w:p>
+      <w:pPr>
+        <w:jc w:val="center"/>
+        <w:rPr>
+          <w:rFonts w:hint="eastAsia"/>
+        </w:rPr>
+      </w:pPr>
+    </w:p>
+    <w:p>
+      <w:pPr>
+        <w:rPr>
+          <w:rFonts w:hint="eastAsia"/>
+        </w:rPr>
+      </w:pPr>
+    </w:p>
+    <w:p>
+      <w:pPr>
+        <w:ind w:firstLine="640" w:firstLineChars="200"/>
+        <w:rPr>
+          <w:rFonts w:hint="eastAsia"/>
+          <w:sz w:val="32"/>
+        </w:rPr>
+      </w:pPr>
+    </w:p>
+    <w:p>
+      <w:pPr>
+        <w:jc w:val="center"/>
+        <w:rPr>
+          <w:rFonts w:hint="default" w:ascii="宋体" w:hAnsi="宋体"/>
+          <w:b/>
+          <w:w w:val="90"/>
+          <w:sz w:val="72"/>
+          <w:szCs w:val="20"/>
+          <w:lang w:val="en-US" w:eastAsia="zh-CN"/>
+        </w:rPr>
+      </w:pPr>
+      <w:r>
+        <w:rPr>
+          <w:rFonts w:hint="eastAsia" w:ascii="宋体" w:hAnsi="宋体"/>
+          <w:b/>
+          <w:w w:val="90"/>
+          <w:sz w:val="72"/>
+          <w:szCs w:val="20"/>
+          <w:lang w:val="en-US" w:eastAsia="zh-CN"/>
+        </w:rPr>
+        <w:t>数学建模与</w:t>
+      </w:r>
+      <w:r>
+        <w:rPr>
+          <w:rFonts w:hint="default" w:ascii="宋体" w:hAnsi="宋体"/>
+          <w:b/>
+          <w:w w:val="90"/>
+          <w:sz w:val="72"/>
+          <w:szCs w:val="20"/>
+          <w:lang w:val="en-US" w:eastAsia="zh-CN"/>
+        </w:rPr>
+        <w:t>MATLAB</w:t>
+      </w:r>
+      <w:r>
+        <w:rPr>
+          <w:rFonts w:hint="eastAsia" w:ascii="宋体" w:hAnsi="宋体"/>
+          <w:b/>
+          <w:w w:val="90"/>
+          <w:sz w:val="72"/>
+          <w:szCs w:val="20"/>
+          <w:lang w:val="en-US" w:eastAsia="zh-CN"/>
+        </w:rPr>
+        <w:t>课程</w:t>
+      </w:r>
+    </w:p>
+    <w:p>
+      <w:pPr>
+        <w:jc w:val="center"/>
+        <w:rPr>
+          <w:b/>
+          <w:sz w:val="28"/>
+        </w:rPr>
+      </w:pPr>
+      <w:r>
+        <w:rPr>
+          <w:rFonts w:hint="eastAsia" w:ascii="宋体" w:hAnsi="宋体"/>
+          <w:b/>
+          <w:w w:val="90"/>
+          <w:sz w:val="72"/>
+          <w:szCs w:val="20"/>
+          <w:lang w:val="en-US" w:eastAsia="zh-CN"/>
+        </w:rPr>
+        <w:t>期 末</w:t>
+      </w:r>
+      <w:r>
+        <w:rPr>
+          <w:rFonts w:hint="eastAsia" w:ascii="宋体" w:hAnsi="宋体"/>
+          <w:b/>
+          <w:w w:val="90"/>
+          <w:sz w:val="72"/>
+          <w:szCs w:val="20"/>
+        </w:rPr>
+        <w:t xml:space="preserve"> 论 文</w:t>
+      </w:r>
+    </w:p>
+    <w:p>
+      <w:pPr>
+        <w:keepNext w:val="0"/>
+        <w:keepLines w:val="0"/>
+        <w:pageBreakBefore w:val="0"/>
+        <w:widowControl w:val="0"/>
+        <w:kinsoku/>
+        <w:wordWrap/>
+        <w:overflowPunct/>
+        <w:topLinePunct w:val="0"/>
+        <w:autoSpaceDE/>
+        <w:autoSpaceDN/>
+        <w:bidi w:val="0"/>
+        <w:adjustRightInd/>
+        <w:snapToGrid/>
+        <w:ind w:right="1102" w:rightChars="525"/>
+        <w:textAlignment w:val="auto"/>
+        <w:rPr>
+          <w:rFonts w:hint="eastAsia"/>
+          <w:sz w:val="32"/>
+        </w:rPr>
+      </w:pPr>
+    </w:p>
+    <w:p>
+      <w:pPr>
+        <w:keepNext w:val="0"/>
+        <w:keepLines w:val="0"/>
+        <w:pageBreakBefore w:val="0"/>
+        <w:widowControl w:val="0"/>
+        <w:kinsoku/>
+        <w:wordWrap/>
+        <w:overflowPunct/>
+        <w:topLinePunct w:val="0"/>
+        <w:autoSpaceDE/>
+        <w:autoSpaceDN/>
+        <w:bidi w:val="0"/>
+        <w:adjustRightInd/>
+        <w:snapToGrid/>
+        <w:ind w:left="1470" w:leftChars="700" w:right="1102" w:rightChars="525"/>
+        <w:textAlignment w:val="auto"/>
+        <w:rPr>
+          <w:rFonts w:hint="eastAsia"/>
+          <w:sz w:val="32"/>
+        </w:rPr>
+      </w:pPr>
+    </w:p>
+    <w:p>
+      <w:pPr>
+        <w:keepNext w:val="0"/>
+        <w:keepLines w:val="0"/>
+        <w:pageBreakBefore w:val="0"/>
+        <w:widowControl w:val="0"/>
+        <w:kinsoku/>
+        <w:wordWrap/>
+        <w:overflowPunct/>
+        <w:topLinePunct w:val="0"/>
+        <w:autoSpaceDE/>
+        <w:autoSpaceDN/>
+        <w:bidi w:val="0"/>
+        <w:adjustRightInd/>
+        <w:snapToGrid/>
+        <w:ind w:left="1470" w:leftChars="700" w:right="1102" w:rightChars="525"/>
+        <w:textAlignment w:val="auto"/>
+        <w:rPr>
+          <w:rFonts w:hint="eastAsia"/>
+          <w:sz w:val="32"/>
+        </w:rPr>
+      </w:pPr>
+    </w:p>
+    <w:p>
+      <w:pPr>
+        <w:keepNext w:val="0"/>
+        <w:keepLines w:val="0"/>
+        <w:pageBreakBefore w:val="0"/>
+        <w:widowControl w:val="0"/>
+        <w:kinsoku/>
+        <w:wordWrap/>
+        <w:overflowPunct/>
+        <w:topLinePunct w:val="0"/>
+        <w:autoSpaceDE/>
+        <w:autoSpaceDN/>
+        <w:bidi w:val="0"/>
+        <w:adjustRightInd/>
+        <w:snapToGrid/>
+        <w:ind w:left="1470" w:leftChars="700" w:right="1102" w:rightChars="525"/>
+        <w:textAlignment w:val="auto"/>
+        <w:rPr>
+          <w:rFonts w:hint="eastAsia"/>
+          <w:sz w:val="32"/>
+        </w:rPr>
+      </w:pPr>
+    </w:p>
+    <w:p>
+      <w:pPr>
+        <w:keepNext w:val="0"/>
+        <w:keepLines w:val="0"/>
+        <w:pageBreakBefore w:val="0"/>
+        <w:widowControl w:val="0"/>
+        <w:kinsoku/>
+        <w:wordWrap/>
+        <w:overflowPunct/>
+        <w:topLinePunct w:val="0"/>
+        <w:autoSpaceDE/>
+        <w:autoSpaceDN/>
+        <w:bidi w:val="0"/>
+        <w:adjustRightInd/>
+        <w:snapToGrid/>
+        <w:ind w:left="1470" w:leftChars="700" w:right="1102" w:rightChars="525"/>
+        <w:textAlignment w:val="auto"/>
+        <w:rPr>
+          <w:rFonts w:hint="eastAsia"/>
+          <w:sz w:val="32"/>
+        </w:rPr>
+      </w:pPr>
+      <w:r>
+        <w:rPr>
+          <w:rFonts w:hint="eastAsia"/>
+          <w:sz w:val="32"/>
+        </w:rPr>
+        <w:t>题</w:t>
+      </w:r>
+      <w:r>
+        <w:rPr>
+          <w:rFonts w:hint="eastAsia"/>
+          <w:sz w:val="32"/>
+          <w:lang w:val="en-US" w:eastAsia="zh-CN"/>
+        </w:rPr>
+        <w:t xml:space="preserve"> </w:t>
+      </w:r>
+      <w:r>
+        <w:rPr>
+          <w:rFonts w:hint="eastAsia"/>
+          <w:sz w:val="32"/>
+        </w:rPr>
+        <w:t xml:space="preserve"> </w:t>
+      </w:r>
+      <w:r>
+        <w:rPr>
+          <w:rFonts w:hint="eastAsia"/>
+          <w:sz w:val="32"/>
+          <w:lang w:val="en-US" w:eastAsia="zh-CN"/>
+        </w:rPr>
+        <w:t xml:space="preserve">  </w:t>
+      </w:r>
+      <w:r>
+        <w:rPr>
+          <w:rFonts w:hint="eastAsia"/>
+          <w:sz w:val="32"/>
+        </w:rPr>
+        <w:t xml:space="preserve">目： </w:t>
+      </w:r>
+      <w:r>
+        <w:rPr>
+          <w:rFonts w:hint="eastAsia"/>
+          <w:sz w:val="32"/>
+          <w:u w:val="single"/>
+        </w:rPr>
+        <w:t xml:space="preserve">机场的出租车问题</w:t>
+      </w:r>
+      <w:r>
+        <w:rPr>
+          <w:rFonts w:hint="eastAsia"/>
+          <w:sz w:val="32"/>
+          <w:u w:val="single"/>
+          <w:lang w:val="en-US" w:eastAsia="zh-CN"/>
+        </w:rPr>
+        <w:t xml:space="preserve">                </w:t>
+      </w:r>
+      <w:r>
+        <w:rPr>
+          <w:rFonts w:hint="eastAsia"/>
+          <w:sz w:val="32"/>
+          <w:u w:val="single"/>
+        </w:rPr>
+        <w:t xml:space="preserve"> </w:t>
+      </w:r>
+    </w:p>
+    <w:p>
+      <w:pPr>
+        <w:spacing w:line="600" w:lineRule="auto"/>
+        <w:ind w:left="1470" w:leftChars="700" w:right="1801" w:rightChars="858"/>
+        <w:rPr>
+          <w:sz w:val="32"/>
+        </w:rPr>
+      </w:pPr>
+      <w:r>
+        <w:rPr>
+          <w:rFonts w:hint="eastAsia"/>
+          <w:sz w:val="32"/>
+        </w:rPr>
+        <w:t>专</w:t>
+      </w:r>
+      <w:r>
+        <w:rPr>
+          <w:sz w:val="32"/>
+        </w:rPr>
+        <w:t xml:space="preserve">    </w:t>
+      </w:r>
+      <w:r>
+        <w:rPr>
+          <w:rFonts w:hint="eastAsia"/>
+          <w:sz w:val="32"/>
+        </w:rPr>
+        <w:t>业：</w:t>
+      </w:r>
+      <w:r>
+        <w:rPr>
+          <w:sz w:val="32"/>
+          <w:u w:val="single"/>
+        </w:rPr>
+        <w:t xml:space="preserve"> </w:t>
+      </w:r>
+      <w:r>
+        <w:rPr>
+          <w:rFonts w:hint="eastAsia"/>
+          <w:sz w:val="32"/>
+          <w:u w:val="single"/>
+        </w:rPr>
+        <w:t xml:space="preserve">       </w:t>
+      </w:r>
+      <w:r>
+        <w:rPr>
+          <w:rFonts w:hint="eastAsia"/>
+          <w:sz w:val="32"/>
+          <w:u w:val="single"/>
+          <w:lang w:val="en-US" w:eastAsia="zh-CN"/>
+        </w:rPr>
+        <w:t xml:space="preserve">  </w:t>
+      </w:r>
+      <w:r>
+        <w:rPr>
+          <w:sz w:val="32"/>
+          <w:u w:val="single"/>
+        </w:rPr>
+        <w:t xml:space="preserve"> </w:t>
+      </w:r>
+      <w:r>
+        <w:rPr>
+          <w:rFonts w:hint="eastAsia"/>
+          <w:sz w:val="32"/>
+          <w:u w:val="single"/>
+        </w:rPr>
+        <w:t xml:space="preserve">            </w:t>
+      </w:r>
+      <w:r>
+        <w:rPr>
+          <w:sz w:val="32"/>
+          <w:u w:val="single"/>
+        </w:rPr>
+        <w:t xml:space="preserve">    </w:t>
+      </w:r>
+    </w:p>
+    <w:p>
+      <w:pPr>
+        <w:spacing w:line="600" w:lineRule="auto"/>
+        <w:ind w:left="1470" w:leftChars="700" w:right="1801" w:rightChars="858"/>
+        <w:rPr>
+          <w:sz w:val="32"/>
+        </w:rPr>
+      </w:pPr>
+      <w:r>
+        <w:rPr>
+          <w:rFonts w:hint="eastAsia"/>
+          <w:sz w:val="32"/>
+        </w:rPr>
+        <w:t>姓</w:t>
+      </w:r>
+      <w:r>
+        <w:rPr>
+          <w:sz w:val="32"/>
+        </w:rPr>
+        <w:t xml:space="preserve">    </w:t>
+      </w:r>
+      <w:r>
+        <w:rPr>
+          <w:rFonts w:hint="eastAsia"/>
+          <w:sz w:val="32"/>
+        </w:rPr>
+        <w:t>名：</w:t>
+      </w:r>
+      <w:r>
+        <w:rPr>
+          <w:sz w:val="32"/>
+          <w:u w:val="single"/>
+        </w:rPr>
+        <w:t xml:space="preserve">      </w:t>
+      </w:r>
+      <w:r>
+        <w:rPr>
+          <w:rFonts w:hint="eastAsia"/>
+          <w:sz w:val="32"/>
+          <w:u w:val="single"/>
+        </w:rPr>
+        <w:t xml:space="preserve">    </w:t>
+      </w:r>
+      <w:r>
+        <w:rPr>
+          <w:rFonts w:hint="eastAsia"/>
+          <w:sz w:val="32"/>
+          <w:u w:val="single"/>
+          <w:lang w:val="en-US" w:eastAsia="zh-CN"/>
+        </w:rPr>
+        <w:t xml:space="preserve">         </w:t>
+      </w:r>
+      <w:r>
+        <w:rPr>
+          <w:rFonts w:hint="eastAsia"/>
+          <w:sz w:val="32"/>
+          <w:u w:val="single"/>
+        </w:rPr>
+        <w:t xml:space="preserve">   </w:t>
+      </w:r>
+      <w:r>
+        <w:rPr>
+          <w:sz w:val="32"/>
+          <w:u w:val="single"/>
+        </w:rPr>
+        <w:t xml:space="preserve">        </w:t>
+      </w:r>
+    </w:p>
+    <w:p>
+      <w:pPr>
+        <w:spacing w:line="600" w:lineRule="auto"/>
+        <w:ind w:left="1470" w:leftChars="700" w:right="1801" w:rightChars="858"/>
+        <w:rPr>
+          <w:sz w:val="32"/>
+        </w:rPr>
+      </w:pPr>
+      <w:r>
+        <w:rPr>
+          <w:rFonts w:hint="eastAsia"/>
+          <w:sz w:val="32"/>
+        </w:rPr>
+        <w:t>学</w:t>
+      </w:r>
+      <w:r>
+        <w:rPr>
+          <w:sz w:val="32"/>
+        </w:rPr>
+        <w:t xml:space="preserve">    </w:t>
+      </w:r>
+      <w:r>
+        <w:rPr>
+          <w:rFonts w:hint="eastAsia"/>
+          <w:sz w:val="32"/>
+        </w:rPr>
+        <w:t>号：</w:t>
+      </w:r>
+      <w:r>
+        <w:rPr>
+          <w:sz w:val="32"/>
+          <w:u w:val="single"/>
+        </w:rPr>
+        <w:t xml:space="preserve">       </w:t>
+      </w:r>
+      <w:r>
+        <w:rPr>
+          <w:rFonts w:hint="eastAsia"/>
+          <w:sz w:val="32"/>
+          <w:u w:val="single"/>
+        </w:rPr>
+        <w:t xml:space="preserve">  </w:t>
+      </w:r>
+      <w:r>
+        <w:rPr>
+          <w:rFonts w:hint="eastAsia"/>
+          <w:sz w:val="32"/>
+          <w:u w:val="single"/>
+          <w:lang w:val="en-US" w:eastAsia="zh-CN"/>
+        </w:rPr>
+        <w:t xml:space="preserve">               </w:t>
+      </w:r>
+      <w:r>
+        <w:rPr>
+          <w:rFonts w:hint="eastAsia"/>
+          <w:sz w:val="32"/>
+          <w:u w:val="single"/>
+        </w:rPr>
+        <w:t xml:space="preserve">   </w:t>
+      </w:r>
+      <w:r>
+        <w:rPr>
+          <w:sz w:val="32"/>
+          <w:u w:val="single"/>
+        </w:rPr>
+        <w:t xml:space="preserve"> </w:t>
+      </w:r>
+    </w:p>
+    <w:p>
+      <w:pPr>
+        <w:spacing w:line="600" w:lineRule="auto"/>
+        <w:ind w:left="1470" w:leftChars="700" w:right="1801" w:rightChars="858"/>
+        <w:rPr>
+          <w:sz w:val="32"/>
+          <w:u w:val="single"/>
+        </w:rPr>
+      </w:pPr>
+      <w:r>
+        <w:rPr>
+          <w:rFonts w:hint="eastAsia"/>
+          <w:sz w:val="32"/>
+          <w:lang w:val="en-US" w:eastAsia="zh-CN"/>
+        </w:rPr>
+        <w:t>学</w:t>
+      </w:r>
+      <w:r>
+        <w:rPr>
+          <w:rFonts w:hint="eastAsia"/>
+          <w:sz w:val="32"/>
+        </w:rPr>
+        <w:t xml:space="preserve">    期：</w:t>
+      </w:r>
+      <w:r>
+        <w:rPr>
+          <w:sz w:val="32"/>
+          <w:u w:val="single"/>
+        </w:rPr>
+        <w:t xml:space="preserve">  </w:t>
+      </w:r>
+      <w:r>
+        <w:rPr>
+          <w:rFonts w:hint="eastAsia"/>
+          <w:sz w:val="32"/>
+          <w:u w:val="single"/>
+          <w:lang w:val="en-US" w:eastAsia="zh-CN"/>
+        </w:rPr>
+        <w:t xml:space="preserve">   25-26春季学期</w:t>
+      </w:r>
+      <w:r>
+        <w:rPr>
+          <w:rFonts w:hint="eastAsia"/>
+          <w:sz w:val="32"/>
+          <w:u w:val="single"/>
+        </w:rPr>
+        <w:t xml:space="preserve">      </w:t>
+      </w:r>
+      <w:r>
+        <w:rPr>
+          <w:sz w:val="32"/>
+          <w:u w:val="single"/>
+        </w:rPr>
+        <w:t xml:space="preserve"> </w:t>
+      </w:r>
+    </w:p>
+    <w:p>
+      <w:pPr>
+        <w:spacing w:before="312" w:beforeLines="100" w:after="312" w:afterLines="100" w:line="600" w:lineRule="auto"/>
+        <w:jc w:val="center"/>
+        <w:textAlignment w:val="baseline"/>
+        <w:rPr>
+          <w:b/>
+          <w:sz w:val="44"/>
+        </w:rPr>
+        <w:sectPr>
+          <w:headerReference r:id="rId3" w:type="default"/>
+          <w:footerReference r:id="rId5" w:type="default"/>
+          <w:headerReference r:id="rId4" w:type="even"/>
+          <w:footerReference r:id="rId6" w:type="even"/>
+          <w:pgSz w:w="11906" w:h="16838"/>
+          <w:pgMar w:top="1588" w:right="1134" w:bottom="1247" w:left="1701" w:header="1021" w:footer="794" w:gutter="0"/>
+          <w:pgNumType w:start="1"/>
+          <w:cols w:space="720" w:num="1"/>
+          <w:titlePg/>
+          <w:docGrid w:type="linesAndChars" w:linePitch="312" w:charSpace="0"/>
+        </w:sectPr>
+      </w:pPr>
+    </w:p>
+    <w:p>
+      <w:r>
+        <w:br w:type="page"/>
+      </w:r>
+    </w:p>
     <w:p>
       <w:pPr>
         <w:spacing w:line="360" w:lineRule="auto"/>
